--- a/Transition_Team_Laundry_Clothing_Care.docx
+++ b/Transition_Team_Laundry_Clothing_Care.docx
@@ -2,160 +2,358 @@
 <file path=word/document.xml><?xml version="1.0" encoding="utf-8"?>
 <w:document xmlns:wpc="http://schemas.microsoft.com/office/word/2010/wordprocessingCanvas" xmlns:mo="http://schemas.microsoft.com/office/mac/office/2008/main" xmlns:mc="http://schemas.openxmlformats.org/markup-compatibility/2006" xmlns:mv="urn:schemas-microsoft-com:mac:vml" xmlns:o="urn:schemas-microsoft-com:office:office" xmlns:r="http://schemas.openxmlformats.org/officeDocument/2006/relationships" xmlns:m="http://schemas.openxmlformats.org/officeDocument/2006/math" xmlns:v="urn:schemas-microsoft-com:vml" xmlns:wp14="http://schemas.microsoft.com/office/word/2010/wordprocessingDrawing" xmlns:wp="http://schemas.openxmlformats.org/drawingml/2006/wordprocessingDrawing" xmlns:w10="urn:schemas-microsoft-com:office:word" xmlns:w="http://schemas.openxmlformats.org/wordprocessingml/2006/main" xmlns:w14="http://schemas.microsoft.com/office/word/2010/wordml" xmlns:wpg="http://schemas.microsoft.com/office/word/2010/wordprocessingGroup" xmlns:wpi="http://schemas.microsoft.com/office/word/2010/wordprocessingInk" xmlns:wne="http://schemas.microsoft.com/office/word/2006/wordml" xmlns:wps="http://schemas.microsoft.com/office/word/2010/wordprocessingShape" mc:Ignorable="w14 wp14">
   <w:body>
-    <w:p>
-      <w:pPr>
-        <w:jc w:val="center"/>
-      </w:pPr>
-      <w:r>
-        <w:rPr>
-          <w:b/>
-          <w:color w:val="D96C9F"/>
-          <w:sz w:val="40"/>
-        </w:rPr>
-        <w:t>TRANSITION TEAM ♡</w:t>
-      </w:r>
-    </w:p>
-    <w:p>
-      <w:pPr>
-        <w:jc w:val="center"/>
-      </w:pPr>
-      <w:r>
-        <w:rPr>
-          <w:b/>
-          <w:color w:val="5A2942"/>
-          <w:sz w:val="32"/>
-        </w:rPr>
-        <w:t>Laundry &amp; Clothing Care Basics</w:t>
-      </w:r>
-    </w:p>
-    <w:p>
-      <w:pPr>
-        <w:jc w:val="center"/>
-      </w:pPr>
-      <w:r>
-        <w:rPr>
-          <w:color w:val="787878"/>
-          <w:sz w:val="18"/>
-        </w:rPr>
-        <w:t>INDEPENDENT LIVING</w:t>
-      </w:r>
-    </w:p>
     <w:tbl>
       <w:tblPr>
         <w:tblW w:type="auto" w:w="0"/>
-        <w:tblLayout w:type="autofit"/>
+        <w:jc w:val="center"/>
         <w:tblLook w:firstColumn="1" w:firstRow="1" w:lastColumn="0" w:lastRow="0" w:noHBand="0" w:noVBand="1" w:val="04A0"/>
       </w:tblPr>
       <w:tblGrid>
-        <w:gridCol w:w="10368"/>
+        <w:gridCol w:w="5328"/>
+        <w:gridCol w:w="5328"/>
       </w:tblGrid>
       <w:tr>
         <w:tc>
           <w:tcPr>
-            <w:tcW w:type="dxa" w:w="10368"/>
-            <w:shd w:fill="FCE8F1"/>
+            <w:tcW w:type="dxa" w:w="5328"/>
+            <w:shd w:fill="0B4F9E"/>
+          </w:tcPr>
+          <w:p>
+            <w:pPr>
+              <w:jc w:val="center"/>
+            </w:pPr>
+            <w:r>
+              <w:rPr>
+                <w:color w:val="FFFFFF"/>
+                <w:sz w:val="48"/>
+              </w:rPr>
+              <w:t>🧺</w:t>
+            </w:r>
+          </w:p>
+        </w:tc>
+        <w:tc>
+          <w:tcPr>
+            <w:tcW w:type="dxa" w:w="5328"/>
+            <w:shd w:fill="F7C4D8"/>
           </w:tcPr>
           <w:p>
             <w:r>
               <w:rPr>
                 <w:b/>
-                <w:color w:val="5A2942"/>
+                <w:color w:val="082F65"/>
+                <w:sz w:val="42"/>
               </w:rPr>
-              <w:t>HOW TO USE THIS ACTIVITY</w:t>
+              <w:t>Laundry Without Ruining Your Clothes</w:t>
             </w:r>
           </w:p>
           <w:p>
             <w:r>
-              <w:t>• Use clothing labels or sample labels. Students identify washing, drying, and care instructions.</w:t>
-            </w:r>
-          </w:p>
-          <w:p>
-            <w:r>
-              <w:t>• If machines are available, practice sorting and selecting a basic cycle with supervision.</w:t>
+              <w:t>Independent Living • sorting, settings, and clothing care</w:t>
             </w:r>
           </w:p>
         </w:tc>
       </w:tr>
     </w:tbl>
     <w:p/>
+    <w:tbl>
+      <w:tblPr>
+        <w:tblW w:type="auto" w:w="0"/>
+        <w:tblLook w:firstColumn="1" w:firstRow="1" w:lastColumn="0" w:lastRow="0" w:noHBand="0" w:noVBand="1" w:val="04A0"/>
+      </w:tblPr>
+      <w:tblGrid>
+        <w:gridCol w:w="10656"/>
+      </w:tblGrid>
+      <w:tr>
+        <w:tc>
+          <w:tcPr>
+            <w:tcW w:type="dxa" w:w="10656"/>
+            <w:shd w:fill="EAF2FB"/>
+          </w:tcPr>
+          <w:p>
+            <w:r>
+              <w:rPr>
+                <w:b/>
+                <w:color w:val="0B4F9E"/>
+              </w:rPr>
+              <w:t>FOR STAFF • 30-MINUTE SESSION</w:t>
+            </w:r>
+          </w:p>
+          <w:p>
+            <w:r>
+              <w:rPr>
+                <w:b/>
+              </w:rPr>
+              <w:t xml:space="preserve">Purpose: </w:t>
+            </w:r>
+            <w:r>
+              <w:t>Practice sorting loads, reading simple care directions, and choosing washer/dryer settings.</w:t>
+            </w:r>
+          </w:p>
+          <w:p>
+            <w:r>
+              <w:rPr>
+                <w:b/>
+              </w:rPr>
+              <w:t xml:space="preserve">Materials: </w:t>
+            </w:r>
+            <w:r>
+              <w:t>Packet.</w:t>
+            </w:r>
+          </w:p>
+          <w:p>
+            <w:r>
+              <w:rPr>
+                <w:b/>
+              </w:rPr>
+              <w:t xml:space="preserve">Easy flow: </w:t>
+            </w:r>
+            <w:r>
+              <w:t>5 min sort • 15 min scenarios • 5 min sequence • 5 min reflection.</w:t>
+            </w:r>
+          </w:p>
+        </w:tc>
+      </w:tr>
+    </w:tbl>
+    <w:p>
+      <w:pPr>
+        <w:pStyle w:val="Heading1"/>
+      </w:pPr>
+      <w:r>
+        <w:t>Sort the Load</w:t>
+      </w:r>
+    </w:p>
     <w:p>
       <w:r>
-        <w:rPr>
-          <w:b/>
-          <w:color w:val="5A2942"/>
-        </w:rPr>
-        <w:t>Sort:</w:t>
+        <w:t>White T-shirt:  ☐ Lights/Whites  ☐ Darks  ☐ Wash separately first</w:t>
       </w:r>
+    </w:p>
+    <w:p>
       <w:r>
-        <w:t xml:space="preserve"> lights/darks, towels, delicate items. Check pockets. Read labels. Use appropriate detergent amount. Do not overload. Move wet clothes promptly. Dry according to label. Fold/hang and put away.</w:t>
+        <w:t>Black jeans:  ☐ Lights/Whites  ☐ Darks  ☐ Wash separately first</w:t>
+      </w:r>
+    </w:p>
+    <w:p>
+      <w:r>
+        <w:t>Red hoodie:  ☐ Lights/Whites  ☐ Darks  ☐ Wash separately first</w:t>
+      </w:r>
+    </w:p>
+    <w:p>
+      <w:r>
+        <w:t>White socks:  ☐ Lights/Whites  ☐ Darks  ☐ Wash separately first</w:t>
+      </w:r>
+    </w:p>
+    <w:p>
+      <w:r>
+        <w:t>Dark work pants:  ☐ Lights/Whites  ☐ Darks  ☐ Wash separately first</w:t>
+      </w:r>
+    </w:p>
+    <w:p>
+      <w:r>
+        <w:t>Light towel:  ☐ Lights/Whites  ☐ Darks  ☐ Wash separately first</w:t>
+      </w:r>
+    </w:p>
+    <w:p>
+      <w:r>
+        <w:t>New bright-red shirt:  ☐ Lights/Whites  ☐ Darks  ☐ Wash separately first</w:t>
+      </w:r>
+    </w:p>
+    <w:p>
+      <w:r>
+        <w:t>Black sweatshirt:  ☐ Lights/Whites  ☐ Darks  ☐ Wash separately first</w:t>
+      </w:r>
+    </w:p>
+    <w:p>
+      <w:pPr>
+        <w:pStyle w:val="Heading2"/>
+      </w:pPr>
+      <w:r>
+        <w:t>Care Label Translator</w:t>
+      </w:r>
+    </w:p>
+    <w:p>
+      <w:r>
+        <w:t>Machine wash cold → Use cold water in washer.</w:t>
+      </w:r>
+    </w:p>
+    <w:p>
+      <w:r>
+        <w:t>Tumble dry low → Use low heat in dryer.</w:t>
+      </w:r>
+    </w:p>
+    <w:p>
+      <w:r>
+        <w:t>Do not bleach → Do not add chlorine bleach.</w:t>
+      </w:r>
+    </w:p>
+    <w:p>
+      <w:r>
+        <w:t>Hang dry → Do not put in dryer; hang to dry.</w:t>
+      </w:r>
+    </w:p>
+    <w:p>
+      <w:r>
+        <w:br w:type="page"/>
+      </w:r>
+    </w:p>
+    <w:p>
+      <w:pPr>
+        <w:pStyle w:val="Heading1"/>
+      </w:pPr>
+      <w:r>
+        <w:t>Laundry Problems</w:t>
+      </w:r>
+    </w:p>
+    <w:p>
+      <w:pPr>
+        <w:pStyle w:val="Heading2"/>
+      </w:pPr>
+      <w:r>
+        <w:t>A new red shirt is mixed with white socks.</w:t>
       </w:r>
     </w:p>
     <w:p>
       <w:r>
         <w:rPr>
           <w:b/>
-          <w:color w:val="5A2942"/>
         </w:rPr>
-        <w:t>Scenario:</w:t>
+        <w:t xml:space="preserve">What could happen? </w:t>
       </w:r>
       <w:r>
-        <w:t xml:space="preserve"> Red shirt with white clothes? Wet towel left in washer overnight? Sweater says 'lay flat to dry'? What should you do?</w:t>
-      </w:r>
-    </w:p>
-    <w:p/>
-    <w:p>
-      <w:r>
-        <w:t>Student: ______________________________    Date: ______________</w:t>
+        <w:t>___________________________________________________________________________</w:t>
       </w:r>
     </w:p>
     <w:p>
       <w:r>
-        <w:t>Notes / Reflection:</w:t>
+        <w:rPr>
+          <w:b/>
+        </w:rPr>
+        <w:t xml:space="preserve">Better choice: </w:t>
+      </w:r>
+      <w:r>
+        <w:t>___________________________________________________________________________</w:t>
+      </w:r>
+    </w:p>
+    <w:p>
+      <w:pPr>
+        <w:pStyle w:val="Heading2"/>
+      </w:pPr>
+      <w:r>
+        <w:t>You leave wet clothes in the washer overnight.</w:t>
       </w:r>
     </w:p>
     <w:p>
       <w:r>
-        <w:t>________________________________________________________________________________</w:t>
+        <w:rPr>
+          <w:b/>
+        </w:rPr>
+        <w:t xml:space="preserve">What could happen? </w:t>
+      </w:r>
+      <w:r>
+        <w:t>___________________________________________________________________________</w:t>
       </w:r>
     </w:p>
     <w:p>
       <w:r>
-        <w:t>________________________________________________________________________________</w:t>
+        <w:rPr>
+          <w:b/>
+        </w:rPr>
+        <w:t xml:space="preserve">Better choice: </w:t>
+      </w:r>
+      <w:r>
+        <w:t>___________________________________________________________________________</w:t>
+      </w:r>
+    </w:p>
+    <w:p>
+      <w:pPr>
+        <w:pStyle w:val="Heading2"/>
+      </w:pPr>
+      <w:r>
+        <w:t>The label says 'tumble dry low' but you use high heat.</w:t>
       </w:r>
     </w:p>
     <w:p>
       <w:r>
-        <w:t>________________________________________________________________________________</w:t>
+        <w:rPr>
+          <w:b/>
+        </w:rPr>
+        <w:t xml:space="preserve">What could happen? </w:t>
+      </w:r>
+      <w:r>
+        <w:t>___________________________________________________________________________</w:t>
       </w:r>
     </w:p>
     <w:p>
       <w:r>
-        <w:t>________________________________________________________________________________</w:t>
+        <w:rPr>
+          <w:b/>
+        </w:rPr>
+        <w:t xml:space="preserve">Better choice: </w:t>
+      </w:r>
+      <w:r>
+        <w:t>___________________________________________________________________________</w:t>
+      </w:r>
+    </w:p>
+    <w:p>
+      <w:pPr>
+        <w:pStyle w:val="Heading2"/>
+      </w:pPr>
+      <w:r>
+        <w:t>You put too much detergent in the washer.</w:t>
+      </w:r>
+    </w:p>
+    <w:p>
+      <w:r>
+        <w:rPr>
+          <w:b/>
+        </w:rPr>
+        <w:t xml:space="preserve">What could happen? </w:t>
+      </w:r>
+      <w:r>
+        <w:t>___________________________________________________________________________</w:t>
+      </w:r>
+    </w:p>
+    <w:p>
+      <w:r>
+        <w:rPr>
+          <w:b/>
+        </w:rPr>
+        <w:t xml:space="preserve">Better choice: </w:t>
+      </w:r>
+      <w:r>
+        <w:t>___________________________________________________________________________</w:t>
+      </w:r>
+    </w:p>
+    <w:p>
+      <w:pPr>
+        <w:pStyle w:val="Heading2"/>
+      </w:pPr>
+      <w:r>
+        <w:t>💬 Get Them Talking</w:t>
+      </w:r>
+    </w:p>
+    <w:p>
+      <w:r>
+        <w:t>• What laundry mistake costs the most money?</w:t>
+      </w:r>
+    </w:p>
+    <w:p>
+      <w:r>
+        <w:t>• How could you remember to move clothes to the dryer?</w:t>
+      </w:r>
+    </w:p>
+    <w:p>
+      <w:r>
+        <w:t>• What work clothes would you need clean first?</w:t>
       </w:r>
     </w:p>
     <w:sectPr>
-      <w:footerReference w:type="default" r:id="rId9"/>
       <w:pgSz w:w="12240" w:h="15840"/>
-      <w:pgMar w:top="792" w:right="936" w:bottom="792" w:left="936" w:header="720" w:footer="720" w:gutter="0"/>
+      <w:pgMar w:top="648" w:right="792" w:bottom="648" w:left="792" w:header="720" w:footer="720" w:gutter="0"/>
       <w:cols w:space="720"/>
       <w:docGrid w:linePitch="360"/>
     </w:sectPr>
   </w:body>
 </w:document>
-</file>
-
-<file path=word/footer1.xml><?xml version="1.0" encoding="utf-8"?>
-<w:ftr xmlns:m="http://schemas.openxmlformats.org/officeDocument/2006/math" xmlns:mc="http://schemas.openxmlformats.org/markup-compatibility/2006" xmlns:mo="http://schemas.microsoft.com/office/mac/office/2008/main" xmlns:mv="urn:schemas-microsoft-com:mac:vml" xmlns:o="urn:schemas-microsoft-com:office:office" xmlns:r="http://schemas.openxmlformats.org/officeDocument/2006/relationships" xmlns:v="urn:schemas-microsoft-com:vml" xmlns:w10="urn:schemas-microsoft-com:office:word" xmlns:w14="http://schemas.microsoft.com/office/word/2010/wordml" xmlns:w="http://schemas.openxmlformats.org/wordprocessingml/2006/main" xmlns:wne="http://schemas.microsoft.com/office/word/2006/wordml" xmlns:wp14="http://schemas.microsoft.com/office/word/2010/wordprocessingDrawing" xmlns:wp="http://schemas.openxmlformats.org/drawingml/2006/wordprocessingDrawing" xmlns:wpc="http://schemas.microsoft.com/office/word/2010/wordprocessingCanvas" xmlns:wpg="http://schemas.microsoft.com/office/word/2010/wordprocessingGroup" xmlns:wpi="http://schemas.microsoft.com/office/word/2010/wordprocessingInk" xmlns:wps="http://schemas.microsoft.com/office/word/2010/wordprocessingShape" mc:Ignorable="w14 wp14">
-  <w:p>
-    <w:pPr>
-      <w:pStyle w:val="Footer"/>
-      <w:jc w:val="center"/>
-    </w:pPr>
-    <w:r>
-      <w:t>Transition Team ♡  •  Life Skills • Career Readiness • Independence • Opportunity</w:t>
-    </w:r>
-  </w:p>
-</w:ftr>
 </file>
 
 <file path=word/numbering.xml><?xml version="1.0" encoding="utf-8"?>
@@ -523,7 +721,7 @@
     <w:rsid w:val="00FC693F"/>
     <w:rPr>
       <w:rFonts w:ascii="Aptos" w:hAnsi="Aptos"/>
-      <w:sz w:val="21"/>
+      <w:sz w:val="22"/>
     </w:rPr>
   </w:style>
   <w:style w:type="paragraph" w:styleId="Header">
@@ -585,11 +783,11 @@
       <w:outlineLvl w:val="0"/>
     </w:pPr>
     <w:rPr>
-      <w:rFonts w:asciiTheme="majorHAnsi" w:eastAsiaTheme="majorEastAsia" w:hAnsiTheme="majorHAnsi" w:cstheme="majorBidi"/>
+      <w:rFonts w:asciiTheme="majorHAnsi" w:eastAsiaTheme="majorEastAsia" w:hAnsiTheme="majorHAnsi" w:cstheme="majorBidi" w:ascii="Aptos Display" w:hAnsi="Aptos Display"/>
       <w:b/>
       <w:bCs/>
-      <w:color w:val="365F91" w:themeColor="accent1" w:themeShade="BF"/>
-      <w:sz w:val="28"/>
+      <w:color w:val="082F65"/>
+      <w:sz w:val="36"/>
       <w:szCs w:val="28"/>
     </w:rPr>
   </w:style>
@@ -609,11 +807,11 @@
       <w:outlineLvl w:val="1"/>
     </w:pPr>
     <w:rPr>
-      <w:rFonts w:asciiTheme="majorHAnsi" w:eastAsiaTheme="majorEastAsia" w:hAnsiTheme="majorHAnsi" w:cstheme="majorBidi"/>
+      <w:rFonts w:asciiTheme="majorHAnsi" w:eastAsiaTheme="majorEastAsia" w:hAnsiTheme="majorHAnsi" w:cstheme="majorBidi" w:ascii="Aptos Display" w:hAnsi="Aptos Display"/>
       <w:b/>
       <w:bCs/>
-      <w:color w:val="4F81BD" w:themeColor="accent1"/>
-      <w:sz w:val="26"/>
+      <w:color w:val="D3152D"/>
+      <w:sz w:val="28"/>
       <w:szCs w:val="26"/>
     </w:rPr>
   </w:style>
